--- a/Books/Stories/ThePrincessAndTheUnknownRoad/Cover_ThePrincessAndTheUnknownRoad.docx
+++ b/Books/Stories/ThePrincessAndTheUnknownRoad/Cover_ThePrincessAndTheUnknownRoad.docx
@@ -7,7 +7,7 @@
         <w:ind w:left="360" w:right="475"/>
         <w:rPr>
           <w:b/>
-          <w:color w:val="7030A0"/>
+          <w:color w:val="FFFF00"/>
           <w:sz w:val="32"/>
           <w:szCs w:val="32"/>
         </w:rPr>
@@ -15,6 +15,7 @@
       <w:r>
         <w:rPr>
           <w:noProof/>
+          <w:color w:val="FFFF00"/>
         </w:rPr>
         <w:pict>
           <v:shapetype id="_x0000_t136" coordsize="21600,21600" o:spt="136" adj="10800" path="m@7,l@8,m@5,21600l@6,21600e">
@@ -41,9 +42,9 @@
             </v:handles>
             <o:lock v:ext="edit" text="t" shapetype="t"/>
           </v:shapetype>
-          <v:shape id="_x0000_s1047" type="#_x0000_t136" style="position:absolute;left:0;text-align:left;margin-left:84pt;margin-top:25.9pt;width:286.5pt;height:60.5pt;z-index:251663360" fillcolor="#06c" strokecolor="#9cf" strokeweight="1.5pt">
-            <v:shadow on="t" color="#900"/>
-            <v:textpath style="font-family:&quot;Impact&quot;;v-text-kern:t" trim="t" fitpath="t" string="The Unknown Road"/>
+          <v:shape id="_x0000_s1047" type="#_x0000_t136" style="position:absolute;left:0;text-align:left;margin-left:84pt;margin-top:25.9pt;width:286.5pt;height:60.5pt;z-index:251663360" fillcolor="#00b0f0" strokecolor="#ffc000" strokeweight="1.5pt">
+            <v:shadow on="t" opacity="52429f"/>
+            <v:textpath style="font-family:&quot;Arial Black&quot;;font-style:italic;v-text-kern:t" trim="t" fitpath="t" string="The Unknown Road"/>
           </v:shape>
         </w:pict>
       </w:r>
@@ -51,7 +52,7 @@
         <w:rPr>
           <w:b/>
           <w:noProof/>
-          <w:color w:val="7030A0"/>
+          <w:color w:val="FFFF00"/>
           <w:sz w:val="32"/>
           <w:szCs w:val="32"/>
         </w:rPr>
@@ -110,7 +111,7 @@
         <w:jc w:val="center"/>
         <w:rPr>
           <w:b/>
-          <w:color w:val="FFFFFF" w:themeColor="background1"/>
+          <w:color w:val="FFFF00"/>
           <w:sz w:val="72"/>
           <w:szCs w:val="72"/>
         </w:rPr>
@@ -126,7 +127,7 @@
         <w:jc w:val="center"/>
         <w:rPr>
           <w:b/>
-          <w:color w:val="FFFFFF" w:themeColor="background1"/>
+          <w:color w:val="FFFF00"/>
           <w:sz w:val="72"/>
           <w:szCs w:val="72"/>
         </w:rPr>
@@ -134,9 +135,10 @@
       <w:r>
         <w:rPr>
           <w:noProof/>
+          <w:color w:val="FFFF00"/>
         </w:rPr>
         <w:pict>
-          <v:shape id="_x0000_s1048" type="#_x0000_t136" style="position:absolute;left:0;text-align:left;margin-left:100.5pt;margin-top:25.05pt;width:281.25pt;height:72.1pt;z-index:251665408" fillcolor="#ffc000">
+          <v:shape id="_x0000_s1048" type="#_x0000_t136" style="position:absolute;left:0;text-align:left;margin-left:100.5pt;margin-top:25.05pt;width:281.25pt;height:72.1pt;z-index:251665408" fillcolor="yellow" strokecolor="yellow">
             <v:shadow on="t" opacity="52429f"/>
             <v:textpath style="font-family:&quot;Arial Black&quot;;font-style:italic;v-text-kern:t" trim="t" fitpath="t" string="Is forever being eroded, &#10;as we explore it…&#10;but the path is never ending&#10;"/>
           </v:shape>
@@ -152,7 +154,7 @@
         <w:jc w:val="center"/>
         <w:rPr>
           <w:b/>
-          <w:color w:val="FFFFFF" w:themeColor="background1"/>
+          <w:color w:val="FFFF00"/>
           <w:sz w:val="32"/>
           <w:szCs w:val="32"/>
         </w:rPr>
@@ -166,7 +168,7 @@
         <w:ind w:left="993" w:right="817"/>
         <w:rPr>
           <w:b/>
-          <w:color w:val="FFC000"/>
+          <w:color w:val="FFFF00"/>
           <w:sz w:val="56"/>
           <w:szCs w:val="56"/>
         </w:rPr>
@@ -180,7 +182,7 @@
         <w:ind w:left="567" w:right="533"/>
         <w:rPr>
           <w:b/>
-          <w:color w:val="FFC000"/>
+          <w:color w:val="FFFF00"/>
           <w:sz w:val="40"/>
           <w:szCs w:val="40"/>
         </w:rPr>
@@ -188,7 +190,7 @@
       <w:r>
         <w:rPr>
           <w:b/>
-          <w:color w:val="FFC000"/>
+          <w:color w:val="FFFF00"/>
           <w:sz w:val="40"/>
           <w:szCs w:val="40"/>
         </w:rPr>
@@ -203,7 +205,7 @@
         <w:ind w:left="567" w:right="533"/>
         <w:rPr>
           <w:b/>
-          <w:color w:val="FFC000"/>
+          <w:color w:val="FFFF00"/>
           <w:sz w:val="40"/>
           <w:szCs w:val="40"/>
         </w:rPr>
@@ -211,7 +213,7 @@
       <w:r>
         <w:rPr>
           <w:b/>
-          <w:color w:val="FFC000"/>
+          <w:color w:val="FFFF00"/>
           <w:sz w:val="40"/>
           <w:szCs w:val="40"/>
         </w:rPr>
@@ -226,7 +228,7 @@
         <w:ind w:left="567" w:right="533"/>
         <w:rPr>
           <w:b/>
-          <w:color w:val="FFC000"/>
+          <w:color w:val="FFFF00"/>
           <w:sz w:val="40"/>
           <w:szCs w:val="40"/>
         </w:rPr>
@@ -234,7 +236,7 @@
       <w:r>
         <w:rPr>
           <w:b/>
-          <w:color w:val="FFC000"/>
+          <w:color w:val="FFFF00"/>
           <w:sz w:val="40"/>
           <w:szCs w:val="40"/>
         </w:rPr>
@@ -249,7 +251,7 @@
         <w:ind w:left="567" w:right="533"/>
         <w:rPr>
           <w:b/>
-          <w:color w:val="FFC000"/>
+          <w:color w:val="FFFF00"/>
           <w:sz w:val="40"/>
           <w:szCs w:val="40"/>
         </w:rPr>
@@ -257,7 +259,7 @@
       <w:r>
         <w:rPr>
           <w:b/>
-          <w:color w:val="FFC000"/>
+          <w:color w:val="FFFF00"/>
           <w:sz w:val="40"/>
           <w:szCs w:val="40"/>
         </w:rPr>
@@ -266,7 +268,7 @@
       <w:r>
         <w:rPr>
           <w:b/>
-          <w:color w:val="FFC000"/>
+          <w:color w:val="FFFF00"/>
           <w:sz w:val="40"/>
           <w:szCs w:val="40"/>
         </w:rPr>
@@ -275,7 +277,7 @@
       <w:r>
         <w:rPr>
           <w:b/>
-          <w:color w:val="FFC000"/>
+          <w:color w:val="FFFF00"/>
           <w:sz w:val="40"/>
           <w:szCs w:val="40"/>
         </w:rPr>
@@ -287,7 +289,7 @@
         <w:ind w:left="567" w:right="533"/>
         <w:rPr>
           <w:b/>
-          <w:color w:val="FFC000"/>
+          <w:color w:val="FFFF00"/>
           <w:sz w:val="40"/>
           <w:szCs w:val="40"/>
         </w:rPr>
@@ -295,7 +297,7 @@
       <w:r>
         <w:rPr>
           <w:b/>
-          <w:color w:val="FFC000"/>
+          <w:color w:val="FFFF00"/>
           <w:sz w:val="40"/>
           <w:szCs w:val="40"/>
         </w:rPr>
@@ -326,7 +328,7 @@
               <w:ind w:left="113" w:right="113"/>
               <w:rPr>
                 <w:b/>
-                <w:color w:val="FFC000"/>
+                <w:color w:val="FFFF00"/>
                 <w:sz w:val="16"/>
                 <w:szCs w:val="16"/>
               </w:rPr>
@@ -337,7 +339,7 @@
               <w:ind w:left="113" w:right="113"/>
               <w:rPr>
                 <w:b/>
-                <w:color w:val="FFC000"/>
+                <w:color w:val="FFFF00"/>
                 <w:sz w:val="40"/>
                 <w:szCs w:val="40"/>
               </w:rPr>
@@ -345,6 +347,7 @@
             <w:r>
               <w:rPr>
                 <w:noProof/>
+                <w:color w:val="FFFF00"/>
               </w:rPr>
               <w:pict>
                 <v:shape id="_x0000_s1031" type="#_x0000_t136" style="position:absolute;left:0;text-align:left;margin-left:-275.05pt;margin-top:263.65pt;width:517.45pt;height:22.5pt;rotation:90;z-index:251660288" fillcolor="#ffc000" strokecolor="#002060" strokeweight="1pt">
@@ -356,7 +359,7 @@
             <w:r>
               <w:rPr>
                 <w:b/>
-                <w:color w:val="FFC000"/>
+                <w:color w:val="FFFF00"/>
                 <w:sz w:val="40"/>
                 <w:szCs w:val="40"/>
               </w:rPr>
@@ -369,19 +372,29 @@
     <w:p>
       <w:pPr>
         <w:jc w:val="center"/>
+        <w:rPr>
+          <w:color w:val="FFFF00"/>
+        </w:rPr>
       </w:pPr>
     </w:p>
     <w:p>
       <w:pPr>
         <w:jc w:val="center"/>
+        <w:rPr>
+          <w:color w:val="FFFF00"/>
+        </w:rPr>
       </w:pPr>
     </w:p>
     <w:p>
       <w:pPr>
         <w:jc w:val="center"/>
-      </w:pPr>
-      <w:r>
-        <w:rPr>
+        <w:rPr>
+          <w:color w:val="FFFF00"/>
+        </w:rPr>
+      </w:pPr>
+      <w:r>
+        <w:rPr>
+          <w:color w:val="FFFF00"/>
           <w:sz w:val="72"/>
           <w:szCs w:val="72"/>
         </w:rPr>
@@ -411,9 +424,13 @@
     <w:p>
       <w:pPr>
         <w:jc w:val="center"/>
-      </w:pPr>
-      <w:r>
-        <w:rPr>
+        <w:rPr>
+          <w:color w:val="FFFF00"/>
+        </w:rPr>
+      </w:pPr>
+      <w:r>
+        <w:rPr>
+          <w:color w:val="FFFF00"/>
           <w:sz w:val="72"/>
           <w:szCs w:val="72"/>
         </w:rPr>
@@ -429,9 +446,13 @@
     <w:p>
       <w:pPr>
         <w:jc w:val="center"/>
-      </w:pPr>
-      <w:r>
-        <w:rPr>
+        <w:rPr>
+          <w:color w:val="FFFF00"/>
+        </w:rPr>
+      </w:pPr>
+      <w:r>
+        <w:rPr>
+          <w:color w:val="FFFF00"/>
           <w:sz w:val="72"/>
           <w:szCs w:val="72"/>
         </w:rPr>
@@ -447,19 +468,29 @@
     <w:p>
       <w:pPr>
         <w:jc w:val="center"/>
+        <w:rPr>
+          <w:color w:val="FFFF00"/>
+        </w:rPr>
       </w:pPr>
     </w:p>
     <w:p>
       <w:pPr>
         <w:jc w:val="center"/>
+        <w:rPr>
+          <w:color w:val="FFFF00"/>
+        </w:rPr>
       </w:pPr>
     </w:p>
     <w:p>
       <w:pPr>
         <w:jc w:val="center"/>
-      </w:pPr>
-      <w:r>
-        <w:rPr>
+        <w:rPr>
+          <w:color w:val="FFFF00"/>
+        </w:rPr>
+      </w:pPr>
+      <w:r>
+        <w:rPr>
+          <w:color w:val="FFFF00"/>
           <w:sz w:val="72"/>
           <w:szCs w:val="72"/>
         </w:rPr>
@@ -475,9 +506,13 @@
     <w:p>
       <w:pPr>
         <w:jc w:val="center"/>
-      </w:pPr>
-      <w:r>
-        <w:rPr>
+        <w:rPr>
+          <w:color w:val="FFFF00"/>
+        </w:rPr>
+      </w:pPr>
+      <w:r>
+        <w:rPr>
+          <w:color w:val="FFFF00"/>
           <w:sz w:val="72"/>
           <w:szCs w:val="72"/>
         </w:rPr>
@@ -1362,7 +1397,7 @@
 </file>
 
 <file path=customXml/itemProps1.xml><?xml version="1.0" encoding="utf-8"?>
-<ds:datastoreItem xmlns:ds="http://schemas.openxmlformats.org/officeDocument/2006/customXml" ds:itemID="{774411E0-FD00-4804-B4D1-92F9C71FC349}">
+<ds:datastoreItem xmlns:ds="http://schemas.openxmlformats.org/officeDocument/2006/customXml" ds:itemID="{041A6028-3BDA-4BAA-BE3D-197A2697A346}">
   <ds:schemaRefs>
     <ds:schemaRef ds:uri="http://schemas.openxmlformats.org/officeDocument/2006/bibliography"/>
   </ds:schemaRefs>
